--- a/t32_s2.docx
+++ b/t32_s2.docx
@@ -3,2348 +3,998 @@
 <w:document xmlns:wpc="http://schemas.microsoft.com/office/word/2010/wordprocessingCanvas" xmlns:mo="http://schemas.microsoft.com/office/mac/office/2008/main" xmlns:mc="http://schemas.openxmlformats.org/markup-compatibility/2006" xmlns:mv="urn:schemas-microsoft-com:mac:vml" xmlns:o="urn:schemas-microsoft-com:office:office" xmlns:r="http://schemas.openxmlformats.org/officeDocument/2006/relationships" xmlns:m="http://schemas.openxmlformats.org/officeDocument/2006/math" xmlns:v="urn:schemas-microsoft-com:vml" xmlns:wp14="http://schemas.microsoft.com/office/word/2010/wordprocessingDrawing" xmlns:wp="http://schemas.openxmlformats.org/drawingml/2006/wordprocessingDrawing" xmlns:w10="urn:schemas-microsoft-com:office:word" xmlns:w="http://schemas.openxmlformats.org/wordprocessingml/2006/main" xmlns:w14="http://schemas.microsoft.com/office/word/2010/wordml" xmlns:wpg="http://schemas.microsoft.com/office/word/2010/wordprocessingGroup" xmlns:wpi="http://schemas.microsoft.com/office/word/2010/wordprocessingInk" xmlns:wne="http://schemas.microsoft.com/office/word/2006/wordml" xmlns:wps="http://schemas.microsoft.com/office/word/2010/wordprocessingShape" mc:Ignorable="w14 wp14">
   <w:body>
     <w:p>
-      <w:pPr>
-        <w:spacing w:after="40" w:before="120"/>
-      </w:pPr>
       <w:r>
-        <w:rPr>
-          <w:b w:val="0"/>
-          <w:i w:val="0"/>
-          <w:sz w:val="22"/>
-        </w:rPr>
-        <w:t>Question: A client with acute pancreatitis is placed on nil per os (NPO). What is the primary reason for withholding oral intake?</w:t>
+        <w:t xml:space="preserve">Question: A client with a diagnosis of bacterial meningitis is placed on droplet precautions. Which additional intervention is most important?</w:t>
       </w:r>
     </w:p>
     <w:p>
-      <w:pPr>
-        <w:spacing w:after="0" w:before="0"/>
-      </w:pPr>
       <w:r>
-        <w:rPr>
-          <w:b w:val="0"/>
-          <w:i w:val="0"/>
-          <w:sz w:val="22"/>
-        </w:rPr>
-        <w:t>(a) To rest the pancreas and reduce enzyme secretion</w:t>
+        <w:t xml:space="preserve">(a) Administer antibiotics promptly as ordered</w:t>
       </w:r>
     </w:p>
     <w:p>
-      <w:pPr>
-        <w:spacing w:after="0" w:before="0"/>
-      </w:pPr>
       <w:r>
-        <w:rPr>
-          <w:b w:val="0"/>
-          <w:i w:val="0"/>
-          <w:sz w:val="22"/>
-        </w:rPr>
-        <w:t>(b) To prevent aspiration during vomiting</w:t>
+        <w:t xml:space="preserve">(b) Restrict fluids</w:t>
       </w:r>
     </w:p>
     <w:p>
-      <w:pPr>
-        <w:spacing w:after="0" w:before="0"/>
-      </w:pPr>
       <w:r>
-        <w:rPr>
-          <w:b w:val="0"/>
-          <w:i w:val="0"/>
-          <w:sz w:val="22"/>
-        </w:rPr>
-        <w:t>(c) To allow gastric emptying before surgery</w:t>
+        <w:t xml:space="preserve">(c) Keep the client NPO for 24 hours</w:t>
       </w:r>
     </w:p>
     <w:p>
-      <w:pPr>
-        <w:spacing w:after="0" w:before="0"/>
-      </w:pPr>
       <w:r>
-        <w:rPr>
-          <w:b w:val="0"/>
-          <w:i w:val="0"/>
-          <w:sz w:val="22"/>
-        </w:rPr>
-        <w:t>(d) To reduce the risk of diabetic ketoacidosis</w:t>
+        <w:t xml:space="preserve">(d) Place the client in a negative-pressure room</w:t>
       </w:r>
     </w:p>
     <w:p>
-      <w:pPr>
-        <w:spacing w:after="0" w:before="40"/>
-      </w:pPr>
       <w:r>
-        <w:rPr>
-          <w:b/>
-          <w:i w:val="0"/>
-          <w:sz w:val="22"/>
-        </w:rPr>
-        <w:t>Answer: a</w:t>
+        <w:t xml:space="preserve">Answer: a</w:t>
       </w:r>
     </w:p>
     <w:p>
-      <w:pPr>
-        <w:spacing w:after="0" w:before="0"/>
-      </w:pPr>
       <w:r>
-        <w:rPr>
-          <w:b w:val="0"/>
-          <w:i w:val="0"/>
-          <w:sz w:val="21"/>
-        </w:rPr>
-        <w:t>Solution: NPO status rests the pancreas and decreases stimulation of pancreatic enzyme secretion, which limits autodigestion and pain. Pain relief is enhanced by the client lying in a side-lying position with knees flexed.</w:t>
+        <w:t xml:space="preserve">Solution: Prompt antibiotic therapy is critical in bacterial meningitis to reduce mortality and complications. Droplet precautions include a private room and masks; negative pressure is for airborne diseases.</w:t>
       </w:r>
     </w:p>
     <w:p>
-      <w:pPr>
-        <w:spacing w:after="0" w:before="0"/>
-      </w:pPr>
       <w:r>
-        <w:rPr>
-          <w:b w:val="0"/>
-          <w:i w:val="0"/>
-          <w:sz w:val="20"/>
-        </w:rPr>
-        <w:t>Positive Marks: 1</w:t>
+        <w:t xml:space="preserve">Positive Marks: 1</w:t>
       </w:r>
     </w:p>
     <w:p>
-      <w:pPr>
-        <w:spacing w:after="160" w:before="0"/>
-      </w:pPr>
       <w:r>
-        <w:rPr>
-          <w:b w:val="0"/>
-          <w:i w:val="0"/>
-          <w:sz w:val="20"/>
-        </w:rPr>
-        <w:t>Negative Marks: 0.25</w:t>
+        <w:t xml:space="preserve">Negative Marks: 0.25</w:t>
       </w:r>
     </w:p>
     <w:p>
-      <w:pPr>
-        <w:spacing w:after="40" w:before="120"/>
-      </w:pPr>
       <w:r>
-        <w:rPr>
-          <w:b w:val="0"/>
-          <w:i w:val="0"/>
-          <w:sz w:val="22"/>
-        </w:rPr>
-        <w:t>Question: Which clinical finding is most characteristic of Cushing syndrome?</w:t>
+        <w:t xml:space="preserve"/>
       </w:r>
     </w:p>
     <w:p>
-      <w:pPr>
-        <w:spacing w:after="0" w:before="0"/>
-      </w:pPr>
       <w:r>
-        <w:rPr>
-          <w:b w:val="0"/>
-          <w:i w:val="0"/>
-          <w:sz w:val="22"/>
-        </w:rPr>
-        <w:t>(a) Moon face, buffalo hump, and purple striae</w:t>
+        <w:t xml:space="preserve">Question: A client is prescribed furosemide for hypertension. The nurse should teach the client to:</w:t>
       </w:r>
     </w:p>
     <w:p>
-      <w:pPr>
-        <w:spacing w:after="0" w:before="0"/>
-      </w:pPr>
       <w:r>
-        <w:rPr>
-          <w:b w:val="0"/>
-          <w:i w:val="0"/>
-          <w:sz w:val="22"/>
-        </w:rPr>
-        <w:t>(b) Exophthalmos and fine tremors</w:t>
+        <w:t xml:space="preserve">(a) Take the medication in the morning to avoid nocturia</w:t>
       </w:r>
     </w:p>
     <w:p>
-      <w:pPr>
-        <w:spacing w:after="0" w:before="0"/>
-      </w:pPr>
       <w:r>
-        <w:rPr>
-          <w:b w:val="0"/>
-          <w:i w:val="0"/>
-          <w:sz w:val="22"/>
-        </w:rPr>
-        <w:t>(c) Hyperpigmentation and hypotension</w:t>
+        <w:t xml:space="preserve">(b) Take the medication at bedtime</w:t>
       </w:r>
     </w:p>
     <w:p>
-      <w:pPr>
-        <w:spacing w:after="0" w:before="0"/>
-      </w:pPr>
       <w:r>
-        <w:rPr>
-          <w:b w:val="0"/>
-          <w:i w:val="0"/>
-          <w:sz w:val="22"/>
-        </w:rPr>
-        <w:t>(d) Weight loss and heat intolerance</w:t>
+        <w:t xml:space="preserve">(c) Increase dietary sodium</w:t>
       </w:r>
     </w:p>
     <w:p>
-      <w:pPr>
-        <w:spacing w:after="0" w:before="40"/>
-      </w:pPr>
       <w:r>
-        <w:rPr>
-          <w:b/>
-          <w:i w:val="0"/>
-          <w:sz w:val="22"/>
-        </w:rPr>
-        <w:t>Answer: a</w:t>
+        <w:t xml:space="preserve">(d) Stop the drug if blood pressure is normal</w:t>
       </w:r>
     </w:p>
     <w:p>
-      <w:pPr>
-        <w:spacing w:after="0" w:before="0"/>
-      </w:pPr>
       <w:r>
-        <w:rPr>
-          <w:b w:val="0"/>
-          <w:i w:val="0"/>
-          <w:sz w:val="21"/>
-        </w:rPr>
-        <w:t>Solution: Cushing syndrome results from excess glucocorticoids, producing moon face, buffalo hump, truncal obesity, purple striae, hypertension, and hyperglycemia. Exophthalmos/tremors suggest hyperthyroidism; hyperpigmentation and hypotension suggest Addison disease.</w:t>
+        <w:t xml:space="preserve">Answer: a</w:t>
       </w:r>
     </w:p>
     <w:p>
-      <w:pPr>
-        <w:spacing w:after="0" w:before="0"/>
-      </w:pPr>
       <w:r>
-        <w:rPr>
-          <w:b w:val="0"/>
-          <w:i w:val="0"/>
-          <w:sz w:val="20"/>
-        </w:rPr>
-        <w:t>Positive Marks: 1</w:t>
+        <w:t xml:space="preserve">Solution: Diuretics are taken in the morning so diuresis does not disturb sleep with nocturia. Sodium is restricted, and antihypertensives are continued even when BP normalizes.</w:t>
       </w:r>
     </w:p>
     <w:p>
-      <w:pPr>
-        <w:spacing w:after="160" w:before="0"/>
-      </w:pPr>
       <w:r>
-        <w:rPr>
-          <w:b w:val="0"/>
-          <w:i w:val="0"/>
-          <w:sz w:val="20"/>
-        </w:rPr>
-        <w:t>Negative Marks: 0.25</w:t>
+        <w:t xml:space="preserve">Positive Marks: 1</w:t>
       </w:r>
     </w:p>
     <w:p>
-      <w:pPr>
-        <w:spacing w:after="40" w:before="120"/>
-      </w:pPr>
       <w:r>
-        <w:rPr>
-          <w:b w:val="0"/>
-          <w:i w:val="0"/>
-          <w:sz w:val="22"/>
-        </w:rPr>
-        <w:t>Question: A client with iron-deficiency anemia is prescribed oral iron supplements. Which instruction is correct?</w:t>
+        <w:t xml:space="preserve">Negative Marks: 0.25</w:t>
       </w:r>
     </w:p>
     <w:p>
-      <w:pPr>
-        <w:spacing w:after="0" w:before="0"/>
-      </w:pPr>
       <w:r>
-        <w:rPr>
-          <w:b w:val="0"/>
-          <w:i w:val="0"/>
-          <w:sz w:val="22"/>
-        </w:rPr>
-        <w:t>(a) Take iron with tea or coffee to improve absorption</w:t>
+        <w:t xml:space="preserve"/>
       </w:r>
     </w:p>
     <w:p>
-      <w:pPr>
-        <w:spacing w:after="0" w:before="0"/>
-      </w:pPr>
       <w:r>
-        <w:rPr>
-          <w:b w:val="0"/>
-          <w:i w:val="0"/>
-          <w:sz w:val="22"/>
-        </w:rPr>
-        <w:t>(b) Take iron with vitamin C-rich food and avoid tea for 1 hour</w:t>
+        <w:t xml:space="preserve">Question: The nurse is caring for a client with a diagnosis of acute pancreatitis. Which laboratory value is most characteristic of this condition?</w:t>
       </w:r>
     </w:p>
     <w:p>
-      <w:pPr>
-        <w:spacing w:after="0" w:before="0"/>
-      </w:pPr>
       <w:r>
-        <w:rPr>
-          <w:b w:val="0"/>
-          <w:i w:val="0"/>
-          <w:sz w:val="22"/>
-        </w:rPr>
-        <w:t>(c) Take iron on a completely empty stomach with milk</w:t>
+        <w:t xml:space="preserve">(a) Elevated serum amylase and lipase</w:t>
       </w:r>
     </w:p>
     <w:p>
-      <w:pPr>
-        <w:spacing w:after="0" w:before="0"/>
-      </w:pPr>
       <w:r>
-        <w:rPr>
-          <w:b w:val="0"/>
-          <w:i w:val="0"/>
-          <w:sz w:val="22"/>
-        </w:rPr>
-        <w:t>(d) Stop iron once hemoglobin returns to normal</w:t>
+        <w:t xml:space="preserve">(b) Elevated hemoglobin</w:t>
       </w:r>
     </w:p>
     <w:p>
-      <w:pPr>
-        <w:spacing w:after="0" w:before="40"/>
-      </w:pPr>
       <w:r>
-        <w:rPr>
-          <w:b/>
-          <w:i w:val="0"/>
-          <w:sz w:val="22"/>
-        </w:rPr>
-        <w:t>Answer: b</w:t>
+        <w:t xml:space="preserve">(c) Decreased white blood cell count</w:t>
       </w:r>
     </w:p>
     <w:p>
-      <w:pPr>
-        <w:spacing w:after="0" w:before="0"/>
-      </w:pPr>
       <w:r>
-        <w:rPr>
-          <w:b w:val="0"/>
-          <w:i w:val="0"/>
-          <w:sz w:val="21"/>
-        </w:rPr>
-        <w:t>Solution: Vitamin C enhances iron absorption, while tea, coffee, and milk inhibit it, so iron is best taken with vitamin C and not with tea/coffee. Iron therapy should continue for several months after hemoglobin normalizes to replenish stores.</w:t>
+        <w:t xml:space="preserve">(d) Elevated calcium</w:t>
       </w:r>
     </w:p>
     <w:p>
-      <w:pPr>
-        <w:spacing w:after="0" w:before="0"/>
-      </w:pPr>
       <w:r>
-        <w:rPr>
-          <w:b w:val="0"/>
-          <w:i w:val="0"/>
-          <w:sz w:val="20"/>
-        </w:rPr>
-        <w:t>Positive Marks: 1</w:t>
+        <w:t xml:space="preserve">Answer: a</w:t>
       </w:r>
     </w:p>
     <w:p>
-      <w:pPr>
-        <w:spacing w:after="160" w:before="0"/>
-      </w:pPr>
       <w:r>
-        <w:rPr>
-          <w:b w:val="0"/>
-          <w:i w:val="0"/>
-          <w:sz w:val="20"/>
-        </w:rPr>
-        <w:t>Negative Marks: 0.25</w:t>
+        <w:t xml:space="preserve">Solution: Acute pancreatitis causes marked elevation of serum amylase and lipase. Calcium may fall (saponification), and WBCs often rise from inflammation.</w:t>
       </w:r>
     </w:p>
     <w:p>
-      <w:pPr>
-        <w:spacing w:after="40" w:before="120"/>
-      </w:pPr>
       <w:r>
-        <w:rPr>
-          <w:b w:val="0"/>
-          <w:i w:val="0"/>
-          <w:sz w:val="22"/>
-        </w:rPr>
-        <w:t>Question: A client with a fractured femur develops sudden dyspnea, chest pain, petechiae on the chest, and confusion 48 hours after the injury. Which condition is most likely?</w:t>
+        <w:t xml:space="preserve">Positive Marks: 1</w:t>
       </w:r>
     </w:p>
     <w:p>
-      <w:pPr>
-        <w:spacing w:after="0" w:before="0"/>
-      </w:pPr>
       <w:r>
-        <w:rPr>
-          <w:b w:val="0"/>
-          <w:i w:val="0"/>
-          <w:sz w:val="22"/>
-        </w:rPr>
-        <w:t>(a) Pulmonary embolism from deep vein thrombosis</w:t>
+        <w:t xml:space="preserve">Negative Marks: 0.25</w:t>
       </w:r>
     </w:p>
     <w:p>
-      <w:pPr>
-        <w:spacing w:after="0" w:before="0"/>
-      </w:pPr>
       <w:r>
-        <w:rPr>
-          <w:b w:val="0"/>
-          <w:i w:val="0"/>
-          <w:sz w:val="22"/>
-        </w:rPr>
-        <w:t>(b) Fat embolism syndrome</w:t>
+        <w:t xml:space="preserve"/>
       </w:r>
     </w:p>
     <w:p>
-      <w:pPr>
-        <w:spacing w:after="0" w:before="0"/>
-      </w:pPr>
       <w:r>
-        <w:rPr>
-          <w:b w:val="0"/>
-          <w:i w:val="0"/>
-          <w:sz w:val="22"/>
-        </w:rPr>
-        <w:t>(c) Atelectasis</w:t>
+        <w:t xml:space="preserve">Question: A client with a spinal cord injury at the C6 level has a neurogenic bladder. The nurse should teach the client to:</w:t>
       </w:r>
     </w:p>
     <w:p>
-      <w:pPr>
-        <w:spacing w:after="0" w:before="0"/>
-      </w:pPr>
       <w:r>
-        <w:rPr>
-          <w:b w:val="0"/>
-          <w:i w:val="0"/>
-          <w:sz w:val="22"/>
-        </w:rPr>
-        <w:t>(d) Pneumonia</w:t>
+        <w:t xml:space="preserve">(a) Perform intermittent self-catheterization as ordered</w:t>
       </w:r>
     </w:p>
     <w:p>
-      <w:pPr>
-        <w:spacing w:after="0" w:before="40"/>
-      </w:pPr>
       <w:r>
-        <w:rPr>
-          <w:b/>
-          <w:i w:val="0"/>
-          <w:sz w:val="22"/>
-        </w:rPr>
-        <w:t>Answer: b</w:t>
+        <w:t xml:space="preserve">(b) Ignore the urge to void</w:t>
       </w:r>
     </w:p>
     <w:p>
-      <w:pPr>
-        <w:spacing w:after="0" w:before="0"/>
-      </w:pPr>
       <w:r>
-        <w:rPr>
-          <w:b w:val="0"/>
-          <w:i w:val="0"/>
-          <w:sz w:val="21"/>
-        </w:rPr>
-        <w:t>Solution: Fat embolism syndrome classically occurs 24-72 hours after long-bone fracture, with the triad of hypoxia, neurologic changes (confusion), and petechial rash over the chest/axillae. Management is supportive with oxygen and early fracture fixation.</w:t>
+        <w:t xml:space="preserve">(c) Restrict all fluids</w:t>
       </w:r>
     </w:p>
     <w:p>
-      <w:pPr>
-        <w:spacing w:after="0" w:before="0"/>
-      </w:pPr>
       <w:r>
-        <w:rPr>
-          <w:b w:val="0"/>
-          <w:i w:val="0"/>
-          <w:sz w:val="20"/>
-        </w:rPr>
-        <w:t>Positive Marks: 1</w:t>
+        <w:t xml:space="preserve">(d) Use an indwelling catheter without changing it</w:t>
       </w:r>
     </w:p>
     <w:p>
-      <w:pPr>
-        <w:spacing w:after="160" w:before="0"/>
-      </w:pPr>
       <w:r>
-        <w:rPr>
-          <w:b w:val="0"/>
-          <w:i w:val="0"/>
-          <w:sz w:val="20"/>
-        </w:rPr>
-        <w:t>Negative Marks: 0.25</w:t>
+        <w:t xml:space="preserve">Answer: a</w:t>
       </w:r>
     </w:p>
     <w:p>
-      <w:pPr>
-        <w:spacing w:after="40" w:before="120"/>
-      </w:pPr>
       <w:r>
-        <w:rPr>
-          <w:b w:val="0"/>
-          <w:i w:val="0"/>
-          <w:sz w:val="22"/>
-        </w:rPr>
-        <w:t>Question: A client who had an above-knee amputation reports feeling pain in the absent foot. Which response by the nurse is most appropriate?</w:t>
+        <w:t xml:space="preserve">Solution: Neurogenic bladder is managed with scheduled intermittent catheterization, bladder training, and medication. The client is taught to catheterize at regular intervals and keep fluids adequate.</w:t>
       </w:r>
     </w:p>
     <w:p>
-      <w:pPr>
-        <w:spacing w:after="0" w:before="0"/>
-      </w:pPr>
       <w:r>
-        <w:rPr>
-          <w:b w:val="0"/>
-          <w:i w:val="0"/>
-          <w:sz w:val="22"/>
-        </w:rPr>
-        <w:t>(a) The pain is not real because the limb is gone</w:t>
+        <w:t xml:space="preserve">Positive Marks: 1</w:t>
       </w:r>
     </w:p>
     <w:p>
-      <w:pPr>
-        <w:spacing w:after="0" w:before="0"/>
-      </w:pPr>
       <w:r>
-        <w:rPr>
-          <w:b w:val="0"/>
-          <w:i w:val="0"/>
-          <w:sz w:val="22"/>
-        </w:rPr>
-        <w:t>(b) Phantom limb pain is real, and we will manage it with medications and comfort measures</w:t>
+        <w:t xml:space="preserve">Negative Marks: 0.25</w:t>
       </w:r>
     </w:p>
     <w:p>
-      <w:pPr>
-        <w:spacing w:after="0" w:before="0"/>
-      </w:pPr>
       <w:r>
-        <w:rPr>
-          <w:b w:val="0"/>
-          <w:i w:val="0"/>
-          <w:sz w:val="22"/>
-        </w:rPr>
-        <w:t>(c) You will stop feeling this once the stump heals completely</w:t>
+        <w:t xml:space="preserve"/>
       </w:r>
     </w:p>
     <w:p>
-      <w:pPr>
-        <w:spacing w:after="0" w:before="0"/>
-      </w:pPr>
       <w:r>
-        <w:rPr>
-          <w:b w:val="0"/>
-          <w:i w:val="0"/>
-          <w:sz w:val="22"/>
-        </w:rPr>
-        <w:t>(d) This is caused by tight bandaging of the stump</w:t>
+        <w:t xml:space="preserve">Question: A client is receiving an IV infusion of potassium. Which nursing action is essential?</w:t>
       </w:r>
     </w:p>
     <w:p>
-      <w:pPr>
-        <w:spacing w:after="0" w:before="40"/>
-      </w:pPr>
       <w:r>
-        <w:rPr>
-          <w:b/>
-          <w:i w:val="0"/>
-          <w:sz w:val="22"/>
-        </w:rPr>
-        <w:t>Answer: b</w:t>
+        <w:t xml:space="preserve">(a) Monitor the ECG and infusion site for phlebitis</w:t>
       </w:r>
     </w:p>
     <w:p>
-      <w:pPr>
-        <w:spacing w:after="0" w:before="0"/>
-      </w:pPr>
       <w:r>
-        <w:rPr>
-          <w:b w:val="0"/>
-          <w:i w:val="0"/>
-          <w:sz w:val="21"/>
-        </w:rPr>
-        <w:t>Solution: Phantom limb pain is genuine neuropathic pain perceived in the amputated limb and is treated with analgesics, mirror therapy, desensitization, and distraction. Dismissing the pain or claiming it will disappear with healing is incorrect and nontherapeutic.</w:t>
+        <w:t xml:space="preserve">(b) Administer the potassium by IV push</w:t>
       </w:r>
     </w:p>
     <w:p>
-      <w:pPr>
-        <w:spacing w:after="0" w:before="0"/>
-      </w:pPr>
       <w:r>
-        <w:rPr>
-          <w:b w:val="0"/>
-          <w:i w:val="0"/>
-          <w:sz w:val="20"/>
-        </w:rPr>
-        <w:t>Positive Marks: 1</w:t>
+        <w:t xml:space="preserve">(c) Infuse the potassium rapidly</w:t>
       </w:r>
     </w:p>
     <w:p>
-      <w:pPr>
-        <w:spacing w:after="160" w:before="0"/>
-      </w:pPr>
       <w:r>
-        <w:rPr>
-          <w:b w:val="0"/>
-          <w:i w:val="0"/>
-          <w:sz w:val="20"/>
-        </w:rPr>
-        <w:t>Negative Marks: 0.25</w:t>
+        <w:t xml:space="preserve">(d) Mix potassium with blood products</w:t>
       </w:r>
     </w:p>
     <w:p>
-      <w:pPr>
-        <w:spacing w:after="40" w:before="120"/>
-      </w:pPr>
       <w:r>
-        <w:rPr>
-          <w:b w:val="0"/>
-          <w:i w:val="0"/>
-          <w:sz w:val="22"/>
-        </w:rPr>
-        <w:t>Question: Which instruction is most important for a client after cataract surgery on the first postoperative day?</w:t>
+        <w:t xml:space="preserve">Answer: a</w:t>
       </w:r>
     </w:p>
     <w:p>
-      <w:pPr>
-        <w:spacing w:after="0" w:before="0"/>
-      </w:pPr>
       <w:r>
-        <w:rPr>
-          <w:b w:val="0"/>
-          <w:i w:val="0"/>
-          <w:sz w:val="22"/>
-        </w:rPr>
-        <w:t>(a) Avoid bending over, lifting heavy objects, and rubbing the eye</w:t>
+        <w:t xml:space="preserve">Solution: IV potassium is always diluted, infused slowly, and monitored for phlebitis and ECG changes. It is never given by push or with blood.</w:t>
       </w:r>
     </w:p>
     <w:p>
-      <w:pPr>
-        <w:spacing w:after="0" w:before="0"/>
-      </w:pPr>
       <w:r>
-        <w:rPr>
-          <w:b w:val="0"/>
-          <w:i w:val="0"/>
-          <w:sz w:val="22"/>
-        </w:rPr>
-        <w:t>(b) Wash the eye with plain water twice daily</w:t>
+        <w:t xml:space="preserve">Positive Marks: 1</w:t>
       </w:r>
     </w:p>
     <w:p>
-      <w:pPr>
-        <w:spacing w:after="0" w:before="0"/>
-      </w:pPr>
       <w:r>
-        <w:rPr>
-          <w:b w:val="0"/>
-          <w:i w:val="0"/>
-          <w:sz w:val="22"/>
-        </w:rPr>
-        <w:t>(c) Return to work the next day</w:t>
+        <w:t xml:space="preserve">Negative Marks: 0.25</w:t>
       </w:r>
     </w:p>
     <w:p>
-      <w:pPr>
-        <w:spacing w:after="0" w:before="0"/>
-      </w:pPr>
       <w:r>
-        <w:rPr>
-          <w:b w:val="0"/>
-          <w:i w:val="0"/>
-          <w:sz w:val="22"/>
-        </w:rPr>
-        <w:t>(d) Sleep on the operated side</w:t>
+        <w:t xml:space="preserve"/>
       </w:r>
     </w:p>
     <w:p>
-      <w:pPr>
-        <w:spacing w:after="0" w:before="40"/>
-      </w:pPr>
       <w:r>
-        <w:rPr>
-          <w:b/>
-          <w:i w:val="0"/>
-          <w:sz w:val="22"/>
-        </w:rPr>
-        <w:t>Answer: a</w:t>
+        <w:t xml:space="preserve">Question: A client with chronic obstructive pulmonary disease has a barrel chest. The nurse understands that this finding results from:</w:t>
       </w:r>
     </w:p>
     <w:p>
-      <w:pPr>
-        <w:spacing w:after="0" w:before="0"/>
-      </w:pPr>
       <w:r>
-        <w:rPr>
-          <w:b w:val="0"/>
-          <w:i w:val="0"/>
-          <w:sz w:val="21"/>
-        </w:rPr>
-        <w:t>Solution: After cataract surgery, the client must avoid activities that raise intraocular pressure—bending, straining, lifting, and rubbing—and should wear an eye shield while sleeping. The eye is cleaned gently with prescribed solutions, and sleeping on the non-operated side is advised.</w:t>
+        <w:t xml:space="preserve">(a) Air trapping and hyperinflation of the lungs</w:t>
       </w:r>
     </w:p>
     <w:p>
-      <w:pPr>
-        <w:spacing w:after="0" w:before="0"/>
-      </w:pPr>
       <w:r>
-        <w:rPr>
-          <w:b w:val="0"/>
-          <w:i w:val="0"/>
-          <w:sz w:val="20"/>
-        </w:rPr>
-        <w:t>Positive Marks: 1</w:t>
+        <w:t xml:space="preserve">(b) Decreased lung volume</w:t>
       </w:r>
     </w:p>
     <w:p>
-      <w:pPr>
-        <w:spacing w:after="160" w:before="0"/>
-      </w:pPr>
       <w:r>
-        <w:rPr>
-          <w:b w:val="0"/>
-          <w:i w:val="0"/>
-          <w:sz w:val="20"/>
-        </w:rPr>
-        <w:t>Negative Marks: 0.25</w:t>
+        <w:t xml:space="preserve">(c) Pulmonary fibrosis only</w:t>
       </w:r>
     </w:p>
     <w:p>
-      <w:pPr>
-        <w:spacing w:after="40" w:before="120"/>
-      </w:pPr>
       <w:r>
-        <w:rPr>
-          <w:b w:val="0"/>
-          <w:i w:val="0"/>
-          <w:sz w:val="22"/>
-        </w:rPr>
-        <w:t>Question: When teaching a client to self-administer insulin, which instruction about site rotation is correct?</w:t>
+        <w:t xml:space="preserve">(d) Pleural effusion</w:t>
       </w:r>
     </w:p>
     <w:p>
-      <w:pPr>
-        <w:spacing w:after="0" w:before="0"/>
-      </w:pPr>
       <w:r>
-        <w:rPr>
-          <w:b w:val="0"/>
-          <w:i w:val="0"/>
-          <w:sz w:val="22"/>
-        </w:rPr>
-        <w:t>(a) Inject into the same site every day for consistent absorption</w:t>
+        <w:t xml:space="preserve">Answer: a</w:t>
       </w:r>
     </w:p>
     <w:p>
-      <w:pPr>
-        <w:spacing w:after="0" w:before="0"/>
-      </w:pPr>
       <w:r>
-        <w:rPr>
-          <w:b w:val="0"/>
-          <w:i w:val="0"/>
-          <w:sz w:val="22"/>
-        </w:rPr>
-        <w:t>(b) Rotate sites within the same general area and keep a record</w:t>
+        <w:t xml:space="preserve">Solution: Barrel chest in COPD results from chronic air trapping and hyperinflation, which increase the anteroposterior diameter of the chest.</w:t>
       </w:r>
     </w:p>
     <w:p>
-      <w:pPr>
-        <w:spacing w:after="0" w:before="0"/>
-      </w:pPr>
       <w:r>
-        <w:rPr>
-          <w:b w:val="0"/>
-          <w:i w:val="0"/>
-          <w:sz w:val="22"/>
-        </w:rPr>
-        <w:t>(c) Use only the thigh because it has the most subcutaneous tissue</w:t>
+        <w:t xml:space="preserve">Positive Marks: 1</w:t>
       </w:r>
     </w:p>
     <w:p>
-      <w:pPr>
-        <w:spacing w:after="0" w:before="0"/>
-      </w:pPr>
       <w:r>
-        <w:rPr>
-          <w:b w:val="0"/>
-          <w:i w:val="0"/>
-          <w:sz w:val="22"/>
-        </w:rPr>
-        <w:t>(d) Change the needle but always use the abdomen only</w:t>
+        <w:t xml:space="preserve">Negative Marks: 0.25</w:t>
       </w:r>
     </w:p>
     <w:p>
-      <w:pPr>
-        <w:spacing w:after="0" w:before="40"/>
-      </w:pPr>
       <w:r>
-        <w:rPr>
-          <w:b/>
-          <w:i w:val="0"/>
-          <w:sz w:val="22"/>
-        </w:rPr>
-        <w:t>Answer: b</w:t>
+        <w:t xml:space="preserve"/>
       </w:r>
     </w:p>
     <w:p>
-      <w:pPr>
-        <w:spacing w:after="0" w:before="0"/>
-      </w:pPr>
       <w:r>
-        <w:rPr>
-          <w:b w:val="0"/>
-          <w:i w:val="0"/>
-          <w:sz w:val="21"/>
-        </w:rPr>
-        <w:t>Solution: Insulin sites should be rotated systematically within the same region (to reduce absorption variability) and across regions, keeping a record to avoid overuse of one spot, which causes lipohypertrophy and erratic absorption.</w:t>
+        <w:t xml:space="preserve">Question: A client with a diagnosis of cirrhosis is at risk for esophageal varices. Which instruction should the nurse give to reduce the risk of bleeding?</w:t>
       </w:r>
     </w:p>
     <w:p>
-      <w:pPr>
-        <w:spacing w:after="0" w:before="0"/>
-      </w:pPr>
       <w:r>
-        <w:rPr>
-          <w:b w:val="0"/>
-          <w:i w:val="0"/>
-          <w:sz w:val="20"/>
-        </w:rPr>
-        <w:t>Positive Marks: 1</w:t>
+        <w:t xml:space="preserve">(a) Avoid straining, heavy lifting, and irritating foods</w:t>
       </w:r>
     </w:p>
     <w:p>
-      <w:pPr>
-        <w:spacing w:after="160" w:before="0"/>
-      </w:pPr>
       <w:r>
-        <w:rPr>
-          <w:b w:val="0"/>
-          <w:i w:val="0"/>
-          <w:sz w:val="20"/>
-        </w:rPr>
-        <w:t>Negative Marks: 0.25</w:t>
+        <w:t xml:space="preserve">(b) Take aspirin daily</w:t>
       </w:r>
     </w:p>
     <w:p>
-      <w:pPr>
-        <w:spacing w:after="40" w:before="120"/>
-      </w:pPr>
       <w:r>
-        <w:rPr>
-          <w:b w:val="0"/>
-          <w:i w:val="0"/>
-          <w:sz w:val="22"/>
-        </w:rPr>
-        <w:t>Question: Which action is required before administering a high-alert medication such as heparin or insulin?</w:t>
+        <w:t xml:space="preserve">(c) Eat large meals quickly</w:t>
       </w:r>
     </w:p>
     <w:p>
-      <w:pPr>
-        <w:spacing w:after="0" w:before="0"/>
-      </w:pPr>
       <w:r>
-        <w:rPr>
-          <w:b w:val="0"/>
-          <w:i w:val="0"/>
-          <w:sz w:val="22"/>
-        </w:rPr>
-        <w:t>(a) Perform an independent double check of the medication, dose, and client</w:t>
+        <w:t xml:space="preserve">(d) Drink alcohol in moderation</w:t>
       </w:r>
     </w:p>
     <w:p>
-      <w:pPr>
-        <w:spacing w:after="0" w:before="0"/>
-      </w:pPr>
       <w:r>
-        <w:rPr>
-          <w:b w:val="0"/>
-          <w:i w:val="0"/>
-          <w:sz w:val="22"/>
-        </w:rPr>
-        <w:t>(b) Ask the client's family to confirm the dose</w:t>
+        <w:t xml:space="preserve">Answer: a</w:t>
       </w:r>
     </w:p>
     <w:p>
-      <w:pPr>
-        <w:spacing w:after="0" w:before="0"/>
-      </w:pPr>
       <w:r>
-        <w:rPr>
-          <w:b w:val="0"/>
-          <w:i w:val="0"/>
-          <w:sz w:val="22"/>
-        </w:rPr>
-        <w:t>(c) Dilute the medication with normal saline</w:t>
+        <w:t xml:space="preserve">Solution: Straining and heavy lifting raise portal pressure and can rupture varices. Aspirin increases bleeding risk, and alcohol worsens cirrhosis. The client should eat soft foods and avoid constipation.</w:t>
       </w:r>
     </w:p>
     <w:p>
-      <w:pPr>
-        <w:spacing w:after="0" w:before="0"/>
-      </w:pPr>
       <w:r>
-        <w:rPr>
-          <w:b w:val="0"/>
-          <w:i w:val="0"/>
-          <w:sz w:val="22"/>
-        </w:rPr>
-        <w:t>(d) Document the medication before giving it</w:t>
+        <w:t xml:space="preserve">Positive Marks: 1</w:t>
       </w:r>
     </w:p>
     <w:p>
-      <w:pPr>
-        <w:spacing w:after="0" w:before="40"/>
-      </w:pPr>
       <w:r>
-        <w:rPr>
-          <w:b/>
-          <w:i w:val="0"/>
-          <w:sz w:val="22"/>
-        </w:rPr>
-        <w:t>Answer: a</w:t>
+        <w:t xml:space="preserve">Negative Marks: 0.25</w:t>
       </w:r>
     </w:p>
     <w:p>
-      <w:pPr>
-        <w:spacing w:after="0" w:before="0"/>
-      </w:pPr>
       <w:r>
-        <w:rPr>
-          <w:b w:val="0"/>
-          <w:i w:val="0"/>
-          <w:sz w:val="21"/>
-        </w:rPr>
-        <w:t>Solution: High-alert medications carry a high risk of significant harm with errors, so an independent double check (two nurses verify drug, dose, route, and client independently) is standard practice before administration.</w:t>
+        <w:t xml:space="preserve"/>
       </w:r>
     </w:p>
     <w:p>
-      <w:pPr>
-        <w:spacing w:after="0" w:before="0"/>
-      </w:pPr>
       <w:r>
-        <w:rPr>
-          <w:b w:val="0"/>
-          <w:i w:val="0"/>
-          <w:sz w:val="20"/>
-        </w:rPr>
-        <w:t>Positive Marks: 1</w:t>
+        <w:t xml:space="preserve">Question: A nurse is assessing a client with acute glomerulonephritis. Which finding is most characteristic?</w:t>
       </w:r>
     </w:p>
     <w:p>
-      <w:pPr>
-        <w:spacing w:after="160" w:before="0"/>
-      </w:pPr>
       <w:r>
-        <w:rPr>
-          <w:b w:val="0"/>
-          <w:i w:val="0"/>
-          <w:sz w:val="20"/>
-        </w:rPr>
-        <w:t>Negative Marks: 0.25</w:t>
+        <w:t xml:space="preserve">(a) Hematuria and periorbital edema</w:t>
       </w:r>
     </w:p>
     <w:p>
-      <w:pPr>
-        <w:spacing w:after="40" w:before="120"/>
-      </w:pPr>
       <w:r>
-        <w:rPr>
-          <w:b w:val="0"/>
-          <w:i w:val="0"/>
-          <w:sz w:val="22"/>
-        </w:rPr>
-        <w:t>Question: Two nurses are moving a dependent client up in bed using a draw sheet. Which action demonstrates correct technique?</w:t>
+        <w:t xml:space="preserve">(b) Polyuria and polydipsia</w:t>
       </w:r>
     </w:p>
     <w:p>
-      <w:pPr>
-        <w:spacing w:after="0" w:before="0"/>
-      </w:pPr>
       <w:r>
-        <w:rPr>
-          <w:b w:val="0"/>
-          <w:i w:val="0"/>
-          <w:sz w:val="22"/>
-        </w:rPr>
-        <w:t>(a) Each nurse pulls from the client's shoulders alone</w:t>
+        <w:t xml:space="preserve">(c) Jaundice</w:t>
       </w:r>
     </w:p>
     <w:p>
-      <w:pPr>
-        <w:spacing w:after="0" w:before="0"/>
-      </w:pPr>
       <w:r>
-        <w:rPr>
-          <w:b w:val="0"/>
-          <w:i w:val="0"/>
-          <w:sz w:val="22"/>
-        </w:rPr>
-        <w:t>(b) Both nurses count together and use their leg muscles, keeping the bed at working height</w:t>
+        <w:t xml:space="preserve">(d) Hypotension</w:t>
       </w:r>
     </w:p>
     <w:p>
-      <w:pPr>
-        <w:spacing w:after="0" w:before="0"/>
-      </w:pPr>
       <w:r>
-        <w:rPr>
-          <w:b w:val="0"/>
-          <w:i w:val="0"/>
-          <w:sz w:val="22"/>
-        </w:rPr>
-        <w:t>(c) One nurse lifts while the other documents</w:t>
+        <w:t xml:space="preserve">Answer: a</w:t>
       </w:r>
     </w:p>
     <w:p>
-      <w:pPr>
-        <w:spacing w:after="0" w:before="0"/>
-      </w:pPr>
       <w:r>
-        <w:rPr>
-          <w:b w:val="0"/>
-          <w:i w:val="0"/>
-          <w:sz w:val="22"/>
-        </w:rPr>
-        <w:t>(d) The client is pulled by the arms with the bed flat</w:t>
+        <w:t xml:space="preserve">Solution: Acute glomerulonephritis causes hematuria (cola-colored urine), periorbital and dependent edema, and hypertension from fluid retention. Polyuria and hypotension are not typical.</w:t>
       </w:r>
     </w:p>
     <w:p>
-      <w:pPr>
-        <w:spacing w:after="0" w:before="40"/>
-      </w:pPr>
       <w:r>
-        <w:rPr>
-          <w:b/>
-          <w:i w:val="0"/>
-          <w:sz w:val="22"/>
-        </w:rPr>
-        <w:t>Answer: b</w:t>
+        <w:t xml:space="preserve">Positive Marks: 1</w:t>
       </w:r>
     </w:p>
     <w:p>
-      <w:pPr>
-        <w:spacing w:after="0" w:before="0"/>
-      </w:pPr>
       <w:r>
-        <w:rPr>
-          <w:b w:val="0"/>
-          <w:i w:val="0"/>
-          <w:sz w:val="21"/>
-        </w:rPr>
-        <w:t>Solution: Moving a client with a draw sheet should be done by two staff coordinating with a count, using leg muscles and a raised bed to prevent back injury to staff and shear/friction injury to the client. Pulling by the arms risks shoulder injury.</w:t>
+        <w:t xml:space="preserve">Negative Marks: 0.25</w:t>
       </w:r>
     </w:p>
     <w:p>
-      <w:pPr>
-        <w:spacing w:after="0" w:before="0"/>
-      </w:pPr>
       <w:r>
-        <w:rPr>
-          <w:b w:val="0"/>
-          <w:i w:val="0"/>
-          <w:sz w:val="20"/>
-        </w:rPr>
-        <w:t>Positive Marks: 1</w:t>
+        <w:t xml:space="preserve"/>
       </w:r>
     </w:p>
     <w:p>
-      <w:pPr>
-        <w:spacing w:after="160" w:before="0"/>
-      </w:pPr>
       <w:r>
-        <w:rPr>
-          <w:b w:val="0"/>
-          <w:i w:val="0"/>
-          <w:sz w:val="20"/>
-        </w:rPr>
-        <w:t>Negative Marks: 0.25</w:t>
+        <w:t xml:space="preserve">Question: A client is prescribed a monoamine oxidase inhibitor (MAOI) for depression. The nurse should teach the client to avoid:</w:t>
       </w:r>
     </w:p>
     <w:p>
-      <w:pPr>
-        <w:spacing w:after="40" w:before="120"/>
-      </w:pPr>
       <w:r>
-        <w:rPr>
-          <w:b w:val="0"/>
-          <w:i w:val="0"/>
-          <w:sz w:val="22"/>
-        </w:rPr>
-        <w:t>Question: A newborn is jittery, has a weak cry, and feeds poorly 6 hours after birth to a mother with gestational diabetes. Which action is the priority?</w:t>
+        <w:t xml:space="preserve">(a) Aged cheese, red wine, and cured meats (tyramine foods)</w:t>
       </w:r>
     </w:p>
     <w:p>
-      <w:pPr>
-        <w:spacing w:after="0" w:before="0"/>
-      </w:pPr>
       <w:r>
-        <w:rPr>
-          <w:b w:val="0"/>
-          <w:i w:val="0"/>
-          <w:sz w:val="22"/>
-        </w:rPr>
-        <w:t>(a) Bottle-feed the baby formula immediately</w:t>
+        <w:t xml:space="preserve">(b) Fresh vegetables</w:t>
       </w:r>
     </w:p>
     <w:p>
-      <w:pPr>
-        <w:spacing w:after="0" w:before="0"/>
-      </w:pPr>
       <w:r>
-        <w:rPr>
-          <w:b w:val="0"/>
-          <w:i w:val="0"/>
-          <w:sz w:val="22"/>
-        </w:rPr>
-        <w:t>(b) Check the blood glucose level</w:t>
+        <w:t xml:space="preserve">(c) Rice and pasta</w:t>
       </w:r>
     </w:p>
     <w:p>
-      <w:pPr>
-        <w:spacing w:after="0" w:before="0"/>
-      </w:pPr>
       <w:r>
-        <w:rPr>
-          <w:b w:val="0"/>
-          <w:i w:val="0"/>
-          <w:sz w:val="22"/>
-        </w:rPr>
-        <w:t>(c) Wrap the baby in warm blankets</w:t>
+        <w:t xml:space="preserve">(d) Water and juice</w:t>
       </w:r>
     </w:p>
     <w:p>
-      <w:pPr>
-        <w:spacing w:after="0" w:before="0"/>
-      </w:pPr>
       <w:r>
-        <w:rPr>
-          <w:b w:val="0"/>
-          <w:i w:val="0"/>
-          <w:sz w:val="22"/>
-        </w:rPr>
-        <w:t>(d) Start oxygen by hood</w:t>
+        <w:t xml:space="preserve">Answer: a</w:t>
       </w:r>
     </w:p>
     <w:p>
-      <w:pPr>
-        <w:spacing w:after="0" w:before="40"/>
-      </w:pPr>
       <w:r>
-        <w:rPr>
-          <w:b/>
-          <w:i w:val="0"/>
-          <w:sz w:val="22"/>
-        </w:rPr>
-        <w:t>Answer: b</w:t>
+        <w:t xml:space="preserve">Solution: MAOIs interact with tyramine-rich foods (aged cheese, wine, cured meats), causing a hypertensive crisis. The client must follow a low-tyramine diet.</w:t>
       </w:r>
     </w:p>
     <w:p>
-      <w:pPr>
-        <w:spacing w:after="0" w:before="0"/>
-      </w:pPr>
       <w:r>
-        <w:rPr>
-          <w:b w:val="0"/>
-          <w:i w:val="0"/>
-          <w:sz w:val="21"/>
-        </w:rPr>
-        <w:t>Solution: Infants of diabetic mothers are at high risk for neonatal hypoglycemia, which presents with jitteriness, poor feeding, and a weak cry. The priority is to check the blood glucose; early feeding is the treatment if hypoglycemia is confirmed.</w:t>
+        <w:t xml:space="preserve">Positive Marks: 1</w:t>
       </w:r>
     </w:p>
     <w:p>
-      <w:pPr>
-        <w:spacing w:after="0" w:before="0"/>
-      </w:pPr>
       <w:r>
-        <w:rPr>
-          <w:b w:val="0"/>
-          <w:i w:val="0"/>
-          <w:sz w:val="20"/>
-        </w:rPr>
-        <w:t>Positive Marks: 1</w:t>
+        <w:t xml:space="preserve">Negative Marks: 0.25</w:t>
       </w:r>
     </w:p>
     <w:p>
-      <w:pPr>
-        <w:spacing w:after="160" w:before="0"/>
-      </w:pPr>
       <w:r>
-        <w:rPr>
-          <w:b w:val="0"/>
-          <w:i w:val="0"/>
-          <w:sz w:val="20"/>
-        </w:rPr>
-        <w:t>Negative Marks: 0.25</w:t>
+        <w:t xml:space="preserve"/>
       </w:r>
     </w:p>
     <w:p>
-      <w:pPr>
-        <w:spacing w:after="40" w:before="120"/>
-      </w:pPr>
       <w:r>
-        <w:rPr>
-          <w:b w:val="0"/>
-          <w:i w:val="0"/>
-          <w:sz w:val="22"/>
-        </w:rPr>
-        <w:t>Question: A breastfeeding mother has hard, painful, engorged breasts on the third postpartum day. Which instruction is most helpful?</w:t>
+        <w:t xml:space="preserve">Question: A client with a diagnosis of hyperparathyroidism should be monitored for which complication?</w:t>
       </w:r>
     </w:p>
     <w:p>
-      <w:pPr>
-        <w:spacing w:after="0" w:before="0"/>
-      </w:pPr>
       <w:r>
-        <w:rPr>
-          <w:b w:val="0"/>
-          <w:i w:val="0"/>
-          <w:sz w:val="22"/>
-        </w:rPr>
-        <w:t>(a) Stop breastfeeding for 24 hours to rest the breasts</w:t>
+        <w:t xml:space="preserve">(a) Kidney stones from hypercalcemia</w:t>
       </w:r>
     </w:p>
     <w:p>
-      <w:pPr>
-        <w:spacing w:after="0" w:before="0"/>
-      </w:pPr>
       <w:r>
-        <w:rPr>
-          <w:b w:val="0"/>
-          <w:i w:val="0"/>
-          <w:sz w:val="22"/>
-        </w:rPr>
-        <w:t>(b) Feed the baby frequently and apply cold compresses between feeds</w:t>
+        <w:t xml:space="preserve">(b) Hypocalcemia</w:t>
       </w:r>
     </w:p>
     <w:p>
-      <w:pPr>
-        <w:spacing w:after="0" w:before="0"/>
-      </w:pPr>
       <w:r>
-        <w:rPr>
-          <w:b w:val="0"/>
-          <w:i w:val="0"/>
-          <w:sz w:val="22"/>
-        </w:rPr>
-        <w:t>(c) Apply heat continuously for 30 minutes before every feed only</w:t>
+        <w:t xml:space="preserve">(c) Muscle tetany</w:t>
       </w:r>
     </w:p>
     <w:p>
-      <w:pPr>
-        <w:spacing w:after="0" w:before="0"/>
-      </w:pPr>
       <w:r>
-        <w:rPr>
-          <w:b w:val="0"/>
-          <w:i w:val="0"/>
-          <w:sz w:val="22"/>
-        </w:rPr>
-        <w:t>(d) Wear a tight bra and avoid emptying the breasts</w:t>
+        <w:t xml:space="preserve">(d) Decreased bone resorption</w:t>
       </w:r>
     </w:p>
     <w:p>
-      <w:pPr>
-        <w:spacing w:after="0" w:before="40"/>
-      </w:pPr>
       <w:r>
-        <w:rPr>
-          <w:b/>
-          <w:i w:val="0"/>
-          <w:sz w:val="22"/>
-        </w:rPr>
-        <w:t>Answer: b</w:t>
+        <w:t xml:space="preserve">Answer: a</w:t>
       </w:r>
     </w:p>
     <w:p>
-      <w:pPr>
-        <w:spacing w:after="0" w:before="0"/>
-      </w:pPr>
       <w:r>
-        <w:rPr>
-          <w:b w:val="0"/>
-          <w:i w:val="0"/>
-          <w:sz w:val="21"/>
-        </w:rPr>
-        <w:t>Solution: Breast engorgement is relieved by frequent, unrestricted feeding (emptying the breast), with cold compresses between feeds to reduce swelling and warmth before feeding to aid let-down. Stopping feeds worsens engorgement.</w:t>
+        <w:t xml:space="preserve">Solution: Hyperparathyroidism causes hypercalcemia and increased bone resorption, leading to kidney stones, bone pain, and fractures. Hydration is encouraged to prevent stones.</w:t>
       </w:r>
     </w:p>
     <w:p>
-      <w:pPr>
-        <w:spacing w:after="0" w:before="0"/>
-      </w:pPr>
       <w:r>
-        <w:rPr>
-          <w:b w:val="0"/>
-          <w:i w:val="0"/>
-          <w:sz w:val="20"/>
-        </w:rPr>
-        <w:t>Positive Marks: 1</w:t>
+        <w:t xml:space="preserve">Positive Marks: 1</w:t>
       </w:r>
     </w:p>
     <w:p>
-      <w:pPr>
-        <w:spacing w:after="160" w:before="0"/>
-      </w:pPr>
       <w:r>
-        <w:rPr>
-          <w:b w:val="0"/>
-          <w:i w:val="0"/>
-          <w:sz w:val="20"/>
-        </w:rPr>
-        <w:t>Negative Marks: 0.25</w:t>
+        <w:t xml:space="preserve">Negative Marks: 0.25</w:t>
       </w:r>
     </w:p>
     <w:p>
-      <w:pPr>
-        <w:spacing w:after="40" w:before="120"/>
-      </w:pPr>
       <w:r>
-        <w:rPr>
-          <w:b w:val="0"/>
-          <w:i w:val="0"/>
-          <w:sz w:val="22"/>
-        </w:rPr>
-        <w:t>Question: Immediately after the nurse performs an amniotomy, which assessment is the priority?</w:t>
+        <w:t xml:space="preserve">Question: A client is admitted with a diagnosis of acute respiratory distress syndrome (ARDS). Which intervention is most important?</w:t>
       </w:r>
     </w:p>
     <w:p>
-      <w:pPr>
-        <w:spacing w:after="0" w:before="0"/>
-      </w:pPr>
       <w:r>
-        <w:rPr>
-          <w:b w:val="0"/>
-          <w:i w:val="0"/>
-          <w:sz w:val="22"/>
-        </w:rPr>
-        <w:t>(a) Maternal temperature</w:t>
+        <w:t xml:space="preserve">(a) Maintain adequate oxygenation, often with mechanical ventilation and PEEP</w:t>
       </w:r>
     </w:p>
     <w:p>
-      <w:pPr>
-        <w:spacing w:after="0" w:before="0"/>
-      </w:pPr>
       <w:r>
-        <w:rPr>
-          <w:b w:val="0"/>
-          <w:i w:val="0"/>
-          <w:sz w:val="22"/>
-        </w:rPr>
-        <w:t>(b) Fetal heart rate pattern and characteristics of the fluid</w:t>
+        <w:t xml:space="preserve">(b) Restrict oxygen</w:t>
       </w:r>
     </w:p>
     <w:p>
-      <w:pPr>
-        <w:spacing w:after="0" w:before="0"/>
-      </w:pPr>
       <w:r>
-        <w:rPr>
-          <w:b w:val="0"/>
-          <w:i w:val="0"/>
-          <w:sz w:val="22"/>
-        </w:rPr>
-        <w:t>(c) Maternal blood pressure</w:t>
+        <w:t xml:space="preserve">(c) Keep the client flat</w:t>
       </w:r>
     </w:p>
     <w:p>
-      <w:pPr>
-        <w:spacing w:after="0" w:before="0"/>
-      </w:pPr>
       <w:r>
-        <w:rPr>
-          <w:b w:val="0"/>
-          <w:i w:val="0"/>
-          <w:sz w:val="22"/>
-        </w:rPr>
-        <w:t>(d) Urine output</w:t>
+        <w:t xml:space="preserve">(d) Administer a cough suppressant</w:t>
       </w:r>
     </w:p>
     <w:p>
-      <w:pPr>
-        <w:spacing w:after="0" w:before="40"/>
-      </w:pPr>
       <w:r>
-        <w:rPr>
-          <w:b/>
-          <w:i w:val="0"/>
-          <w:sz w:val="22"/>
-        </w:rPr>
-        <w:t>Answer: b</w:t>
+        <w:t xml:space="preserve">Answer: a</w:t>
       </w:r>
     </w:p>
     <w:p>
-      <w:pPr>
-        <w:spacing w:after="0" w:before="0"/>
-      </w:pPr>
       <w:r>
-        <w:rPr>
-          <w:b w:val="0"/>
-          <w:i w:val="0"/>
-          <w:sz w:val="21"/>
-        </w:rPr>
-        <w:t>Solution: After membrane rupture, the priority is to assess the fetal heart rate (risk of cord compression/prolapse) and note the color, amount, and odor of the amniotic fluid (meconium, blood, or infection). Temperature and blood pressure are routine.</w:t>
+        <w:t xml:space="preserve">Solution: ARDS causes severe hypoxemia from pulmonary edema; treatment focuses on oxygenation with mechanical ventilation and positive end-expiratory pressure (PEEP), plus treatment of the underlying cause.</w:t>
       </w:r>
     </w:p>
     <w:p>
-      <w:pPr>
-        <w:spacing w:after="0" w:before="0"/>
-      </w:pPr>
       <w:r>
-        <w:rPr>
-          <w:b w:val="0"/>
-          <w:i w:val="0"/>
-          <w:sz w:val="20"/>
-        </w:rPr>
-        <w:t>Positive Marks: 1</w:t>
+        <w:t xml:space="preserve">Positive Marks: 1</w:t>
       </w:r>
     </w:p>
     <w:p>
-      <w:pPr>
-        <w:spacing w:after="160" w:before="0"/>
-      </w:pPr>
       <w:r>
-        <w:rPr>
-          <w:b w:val="0"/>
-          <w:i w:val="0"/>
-          <w:sz w:val="20"/>
-        </w:rPr>
-        <w:t>Negative Marks: 0.25</w:t>
+        <w:t xml:space="preserve">Negative Marks: 0.25</w:t>
       </w:r>
     </w:p>
     <w:p>
-      <w:pPr>
-        <w:spacing w:after="40" w:before="120"/>
-      </w:pPr>
       <w:r>
-        <w:rPr>
-          <w:b w:val="0"/>
-          <w:i w:val="0"/>
-          <w:sz w:val="22"/>
-        </w:rPr>
-        <w:t>Question: Which nursing intervention is most appropriate for a client with insomnia?</w:t>
+        <w:t xml:space="preserve"/>
       </w:r>
     </w:p>
     <w:p>
-      <w:pPr>
-        <w:spacing w:after="0" w:before="0"/>
-      </w:pPr>
       <w:r>
-        <w:rPr>
-          <w:b w:val="0"/>
-          <w:i w:val="0"/>
-          <w:sz w:val="22"/>
-        </w:rPr>
-        <w:t>(a) Advise the client to stay in bed until sleep occurs even if awake for hours</w:t>
+        <w:t xml:space="preserve">Question: A nurse is teaching a client with a new diagnosis of diabetes about foot care. Which statement indicates a need for further teaching?</w:t>
       </w:r>
     </w:p>
     <w:p>
-      <w:pPr>
-        <w:spacing w:after="0" w:before="0"/>
-      </w:pPr>
       <w:r>
-        <w:rPr>
-          <w:b w:val="0"/>
-          <w:i w:val="0"/>
-          <w:sz w:val="22"/>
-        </w:rPr>
-        <w:t>(b) Encourage a consistent sleep-wake schedule and avoid caffeine after midday</w:t>
+        <w:t xml:space="preserve">(a) "I will soak my feet daily in hot water."</w:t>
       </w:r>
     </w:p>
     <w:p>
-      <w:pPr>
-        <w:spacing w:after="0" w:before="0"/>
-      </w:pPr>
       <w:r>
-        <w:rPr>
-          <w:b w:val="0"/>
-          <w:i w:val="0"/>
-          <w:sz w:val="22"/>
-        </w:rPr>
-        <w:t>(c) Suggest long daytime naps to compensate for lost sleep</w:t>
+        <w:t xml:space="preserve">(b) "I will inspect my feet daily for cuts or blisters."</w:t>
       </w:r>
     </w:p>
     <w:p>
-      <w:pPr>
-        <w:spacing w:after="0" w:before="0"/>
-      </w:pPr>
       <w:r>
-        <w:rPr>
-          <w:b w:val="0"/>
-          <w:i w:val="0"/>
-          <w:sz w:val="22"/>
-        </w:rPr>
-        <w:t>(d) Recommend vigorous exercise immediately before bedtime</w:t>
+        <w:t xml:space="preserve">(c) "I will dry my feet well, especially between the toes."</w:t>
       </w:r>
     </w:p>
     <w:p>
-      <w:pPr>
-        <w:spacing w:after="0" w:before="40"/>
-      </w:pPr>
       <w:r>
-        <w:rPr>
-          <w:b/>
-          <w:i w:val="0"/>
-          <w:sz w:val="22"/>
-        </w:rPr>
-        <w:t>Answer: b</w:t>
+        <w:t xml:space="preserve">(d) "I will wear well-fitting shoes."</w:t>
       </w:r>
     </w:p>
     <w:p>
-      <w:pPr>
-        <w:spacing w:after="0" w:before="0"/>
-      </w:pPr>
       <w:r>
-        <w:rPr>
-          <w:b w:val="0"/>
-          <w:i w:val="0"/>
-          <w:sz w:val="21"/>
-        </w:rPr>
-        <w:t>Solution: Sleep hygiene includes a consistent sleep-wake schedule, limiting caffeine and alcohol, avoiding long daytime naps, and exercising earlier in the day. Staying in bed while awake or taking long naps reinforces poor sleep.</w:t>
+        <w:t xml:space="preserve">Answer: a</w:t>
       </w:r>
     </w:p>
     <w:p>
-      <w:pPr>
-        <w:spacing w:after="0" w:before="0"/>
-      </w:pPr>
       <w:r>
-        <w:rPr>
-          <w:b w:val="0"/>
-          <w:i w:val="0"/>
-          <w:sz w:val="20"/>
-        </w:rPr>
-        <w:t>Positive Marks: 1</w:t>
+        <w:t xml:space="preserve">Solution: Diabetic clients should not soak feet in hot water (burn risk); feet are washed with lukewarm water and dried well. Daily inspection, proper drying, and good footwear prevent ulcers.</w:t>
       </w:r>
     </w:p>
     <w:p>
-      <w:pPr>
-        <w:spacing w:after="160" w:before="0"/>
-      </w:pPr>
       <w:r>
-        <w:rPr>
-          <w:b w:val="0"/>
-          <w:i w:val="0"/>
-          <w:sz w:val="20"/>
-        </w:rPr>
-        <w:t>Negative Marks: 0.25</w:t>
+        <w:t xml:space="preserve">Positive Marks: 1</w:t>
       </w:r>
     </w:p>
     <w:p>
-      <w:pPr>
-        <w:spacing w:after="40" w:before="120"/>
-      </w:pPr>
       <w:r>
-        <w:rPr>
-          <w:b w:val="0"/>
-          <w:i w:val="0"/>
-          <w:sz w:val="22"/>
-        </w:rPr>
-        <w:t>Question: A client with depression denies suicidal thoughts, but the nurse suspects the client is at risk. Which question is most appropriate for the nurse to ask?</w:t>
+        <w:t xml:space="preserve">Negative Marks: 0.25</w:t>
       </w:r>
     </w:p>
     <w:p>
-      <w:pPr>
-        <w:spacing w:after="0" w:before="0"/>
-      </w:pPr>
       <w:r>
-        <w:rPr>
-          <w:b w:val="0"/>
-          <w:i w:val="0"/>
-          <w:sz w:val="22"/>
-        </w:rPr>
-        <w:t>(a) You are not thinking of hurting yourself, are you?</w:t>
+        <w:t xml:space="preserve"/>
       </w:r>
     </w:p>
     <w:p>
-      <w:pPr>
-        <w:spacing w:after="0" w:before="0"/>
-      </w:pPr>
       <w:r>
-        <w:rPr>
-          <w:b w:val="0"/>
-          <w:i w:val="0"/>
-          <w:sz w:val="22"/>
-        </w:rPr>
-        <w:t>(b) Have you had any thoughts of ending your life, and do you have a plan?</w:t>
+        <w:t xml:space="preserve">Question: A client with a diagnosis of deep vein thrombosis is being discharged on warfarin. The nurse should teach the client to:</w:t>
       </w:r>
     </w:p>
     <w:p>
-      <w:pPr>
-        <w:spacing w:after="0" w:before="0"/>
-      </w:pPr>
       <w:r>
-        <w:rPr>
-          <w:b w:val="0"/>
-          <w:i w:val="0"/>
-          <w:sz w:val="22"/>
-        </w:rPr>
-        <w:t>(c) Why would you want to die when you have a loving family?</w:t>
+        <w:t xml:space="preserve">(a) Report signs of bleeding such as bruising, dark stools, or blood in the urine</w:t>
       </w:r>
     </w:p>
     <w:p>
-      <w:pPr>
-        <w:spacing w:after="0" w:before="0"/>
-      </w:pPr>
       <w:r>
-        <w:rPr>
-          <w:b w:val="0"/>
-          <w:i w:val="0"/>
-          <w:sz w:val="22"/>
-        </w:rPr>
-        <w:t>(d) Don't worry; everything will be fine soon.</w:t>
+        <w:t xml:space="preserve">(b) Take aspirin daily for pain</w:t>
       </w:r>
     </w:p>
     <w:p>
-      <w:pPr>
-        <w:spacing w:after="0" w:before="40"/>
-      </w:pPr>
       <w:r>
-        <w:rPr>
-          <w:b/>
-          <w:i w:val="0"/>
-          <w:sz w:val="22"/>
-        </w:rPr>
-        <w:t>Answer: b</w:t>
+        <w:t xml:space="preserve">(c) Stop the warfarin if the INR is high</w:t>
       </w:r>
     </w:p>
     <w:p>
-      <w:pPr>
-        <w:spacing w:after="0" w:before="0"/>
-      </w:pPr>
       <w:r>
-        <w:rPr>
-          <w:b w:val="0"/>
-          <w:i w:val="0"/>
-          <w:sz w:val="21"/>
-        </w:rPr>
-        <w:t>Solution: Direct, non-judgmental questioning about suicidal ideation and a specific plan is the most effective way to assess risk; asking directly does not plant the idea. Leading, minimizing, or reassuring responses block accurate assessment.</w:t>
+        <w:t xml:space="preserve">(d) Increase vitamin K-rich foods abruptly</w:t>
       </w:r>
     </w:p>
     <w:p>
-      <w:pPr>
-        <w:spacing w:after="0" w:before="0"/>
-      </w:pPr>
       <w:r>
-        <w:rPr>
-          <w:b w:val="0"/>
-          <w:i w:val="0"/>
-          <w:sz w:val="20"/>
-        </w:rPr>
-        <w:t>Positive Marks: 1</w:t>
+        <w:t xml:space="preserve">Answer: a</w:t>
       </w:r>
     </w:p>
     <w:p>
-      <w:pPr>
-        <w:spacing w:after="160" w:before="0"/>
-      </w:pPr>
       <w:r>
-        <w:rPr>
-          <w:b w:val="0"/>
-          <w:i w:val="0"/>
-          <w:sz w:val="20"/>
-        </w:rPr>
-        <w:t>Negative Marks: 0.25</w:t>
+        <w:t xml:space="preserve">Solution: Warfarin increases bleeding risk; the client reports bruising, dark stools, hematuria, or bleeding gums. Aspirin is avoided, and the dose is adjusted by the physician based on the INR.</w:t>
       </w:r>
     </w:p>
     <w:p>
-      <w:pPr>
-        <w:spacing w:after="40" w:before="120"/>
-      </w:pPr>
       <w:r>
-        <w:rPr>
-          <w:b w:val="0"/>
-          <w:i w:val="0"/>
-          <w:sz w:val="22"/>
-        </w:rPr>
-        <w:t>Question: An older client with depression shows memory loss and poor concentration that improves when the depression is treated. This condition is best described as:</w:t>
+        <w:t xml:space="preserve">Positive Marks: 1</w:t>
       </w:r>
     </w:p>
     <w:p>
-      <w:pPr>
-        <w:spacing w:after="0" w:before="0"/>
-      </w:pPr>
       <w:r>
-        <w:rPr>
-          <w:b w:val="0"/>
-          <w:i w:val="0"/>
-          <w:sz w:val="22"/>
-        </w:rPr>
-        <w:t>(a) Alzheimer disease</w:t>
+        <w:t xml:space="preserve">Negative Marks: 0.25</w:t>
       </w:r>
     </w:p>
     <w:p>
-      <w:pPr>
-        <w:spacing w:after="0" w:before="0"/>
-      </w:pPr>
       <w:r>
-        <w:rPr>
-          <w:b w:val="0"/>
-          <w:i w:val="0"/>
-          <w:sz w:val="22"/>
-        </w:rPr>
-        <w:t>(b) Vascular dementia</w:t>
+        <w:t xml:space="preserve"/>
       </w:r>
     </w:p>
     <w:p>
-      <w:pPr>
-        <w:spacing w:after="0" w:before="0"/>
-      </w:pPr>
       <w:r>
-        <w:rPr>
-          <w:b w:val="0"/>
-          <w:i w:val="0"/>
-          <w:sz w:val="22"/>
-        </w:rPr>
-        <w:t>(c) Pseudodementia</w:t>
+        <w:t xml:space="preserve">Question: A client with a diagnosis of appendicitis is awaiting surgery. The nurse should:</w:t>
       </w:r>
     </w:p>
     <w:p>
-      <w:pPr>
-        <w:spacing w:after="0" w:before="0"/>
-      </w:pPr>
       <w:r>
-        <w:rPr>
-          <w:b w:val="0"/>
-          <w:i w:val="0"/>
-          <w:sz w:val="22"/>
-        </w:rPr>
-        <w:t>(d) Delirium</w:t>
+        <w:t xml:space="preserve">(a) Keep the client NPO and position comfortably</w:t>
       </w:r>
     </w:p>
     <w:p>
-      <w:pPr>
-        <w:spacing w:after="0" w:before="40"/>
-      </w:pPr>
       <w:r>
-        <w:rPr>
-          <w:b/>
-          <w:i w:val="0"/>
-          <w:sz w:val="22"/>
-        </w:rPr>
-        <w:t>Answer: c</w:t>
+        <w:t xml:space="preserve">(b) Apply a heating pad</w:t>
       </w:r>
     </w:p>
     <w:p>
-      <w:pPr>
-        <w:spacing w:after="0" w:before="0"/>
-      </w:pPr>
       <w:r>
-        <w:rPr>
-          <w:b w:val="0"/>
-          <w:i w:val="0"/>
-          <w:sz w:val="21"/>
-        </w:rPr>
-        <w:t>Solution: Pseudodementia is cognitive impairment (memory loss, confusion) that mimics dementia but is caused by depression and reverses with treatment of the depression. True dementia is progressive and not reversible.</w:t>
+        <w:t xml:space="preserve">(c) Give an enema to relieve pressure</w:t>
       </w:r>
     </w:p>
     <w:p>
-      <w:pPr>
-        <w:spacing w:after="0" w:before="0"/>
-      </w:pPr>
       <w:r>
-        <w:rPr>
-          <w:b w:val="0"/>
-          <w:i w:val="0"/>
-          <w:sz w:val="20"/>
-        </w:rPr>
-        <w:t>Positive Marks: 1</w:t>
+        <w:t xml:space="preserve">(d) Encourage oral intake</w:t>
       </w:r>
     </w:p>
     <w:p>
-      <w:pPr>
-        <w:spacing w:after="160" w:before="0"/>
-      </w:pPr>
       <w:r>
-        <w:rPr>
-          <w:b w:val="0"/>
-          <w:i w:val="0"/>
-          <w:sz w:val="20"/>
-        </w:rPr>
-        <w:t>Negative Marks: 0.25</w:t>
+        <w:t xml:space="preserve">Answer: a</w:t>
       </w:r>
     </w:p>
     <w:p>
-      <w:pPr>
-        <w:spacing w:after="40" w:before="120"/>
-      </w:pPr>
       <w:r>
-        <w:rPr>
-          <w:b w:val="0"/>
-          <w:i w:val="0"/>
-          <w:sz w:val="22"/>
-        </w:rPr>
-        <w:t>Question: Which assessment finding is most characteristic of nephrotic syndrome in a child?</w:t>
+        <w:t xml:space="preserve">Solution: NPO status and comfort positioning are maintained before appendectomy. Heat and laxatives/enemas increase the risk of perforation.</w:t>
       </w:r>
     </w:p>
     <w:p>
-      <w:pPr>
-        <w:spacing w:after="0" w:before="0"/>
-      </w:pPr>
       <w:r>
-        <w:rPr>
-          <w:b w:val="0"/>
-          <w:i w:val="0"/>
-          <w:sz w:val="22"/>
-        </w:rPr>
-        <w:t>(a) Facial and generalized edema with heavy proteinuria</w:t>
+        <w:t xml:space="preserve">Positive Marks: 1</w:t>
       </w:r>
     </w:p>
     <w:p>
-      <w:pPr>
-        <w:spacing w:after="0" w:before="0"/>
-      </w:pPr>
       <w:r>
-        <w:rPr>
-          <w:b w:val="0"/>
-          <w:i w:val="0"/>
-          <w:sz w:val="22"/>
-        </w:rPr>
-        <w:t>(b) Fever, rash, and joint pain</w:t>
+        <w:t xml:space="preserve">Negative Marks: 0.25</w:t>
       </w:r>
     </w:p>
     <w:p>
-      <w:pPr>
-        <w:spacing w:after="0" w:before="0"/>
-      </w:pPr>
       <w:r>
-        <w:rPr>
-          <w:b w:val="0"/>
-          <w:i w:val="0"/>
-          <w:sz w:val="22"/>
-        </w:rPr>
-        <w:t>(c) Hematuria and hypertension</w:t>
+        <w:t xml:space="preserve"/>
       </w:r>
     </w:p>
     <w:p>
-      <w:pPr>
-        <w:spacing w:after="0" w:before="0"/>
-      </w:pPr>
       <w:r>
-        <w:rPr>
-          <w:b w:val="0"/>
-          <w:i w:val="0"/>
-          <w:sz w:val="22"/>
-        </w:rPr>
-        <w:t>(d) Jaundice and hepatomegaly</w:t>
+        <w:t xml:space="preserve">Question: A client with a diagnosis of hypocalcemia is at risk for:</w:t>
       </w:r>
     </w:p>
     <w:p>
-      <w:pPr>
-        <w:spacing w:after="0" w:before="40"/>
-      </w:pPr>
       <w:r>
-        <w:rPr>
-          <w:b/>
-          <w:i w:val="0"/>
-          <w:sz w:val="22"/>
-        </w:rPr>
-        <w:t>Answer: a</w:t>
+        <w:t xml:space="preserve">(a) Laryngospasm and tetany</w:t>
       </w:r>
     </w:p>
     <w:p>
-      <w:pPr>
-        <w:spacing w:after="0" w:before="0"/>
-      </w:pPr>
       <w:r>
-        <w:rPr>
-          <w:b w:val="0"/>
-          <w:i w:val="0"/>
-          <w:sz w:val="21"/>
-        </w:rPr>
-        <w:t>Solution: Nephrotic syndrome is marked by massive proteinuria, hypoalbuminemia, and generalized edema (often starting periorbital). Hematuria and hypertension are more typical of nephritic conditions like acute glomerulonephritis.</w:t>
+        <w:t xml:space="preserve">(b) Hyperactive bowels</w:t>
       </w:r>
     </w:p>
     <w:p>
-      <w:pPr>
-        <w:spacing w:after="0" w:before="0"/>
-      </w:pPr>
       <w:r>
-        <w:rPr>
-          <w:b w:val="0"/>
-          <w:i w:val="0"/>
-          <w:sz w:val="20"/>
-        </w:rPr>
-        <w:t>Positive Marks: 1</w:t>
+        <w:t xml:space="preserve">(c) Kidney stones</w:t>
       </w:r>
     </w:p>
     <w:p>
-      <w:pPr>
-        <w:spacing w:after="160" w:before="0"/>
-      </w:pPr>
       <w:r>
-        <w:rPr>
-          <w:b w:val="0"/>
-          <w:i w:val="0"/>
-          <w:sz w:val="20"/>
-        </w:rPr>
-        <w:t>Negative Marks: 0.25</w:t>
+        <w:t xml:space="preserve">(d) Polyuria</w:t>
       </w:r>
     </w:p>
     <w:p>
-      <w:pPr>
-        <w:spacing w:after="40" w:before="120"/>
-      </w:pPr>
       <w:r>
-        <w:rPr>
-          <w:b w:val="0"/>
-          <w:i w:val="0"/>
-          <w:sz w:val="22"/>
-        </w:rPr>
-        <w:t>Question: A 9-month-old infant with sudden onset of severe, colicky abdominal pain passes a stool that looks like red currant jelly. Which condition is most likely?</w:t>
+        <w:t xml:space="preserve">Answer: a</w:t>
       </w:r>
     </w:p>
     <w:p>
-      <w:pPr>
-        <w:spacing w:after="0" w:before="0"/>
-      </w:pPr>
       <w:r>
-        <w:rPr>
-          <w:b w:val="0"/>
-          <w:i w:val="0"/>
-          <w:sz w:val="22"/>
-        </w:rPr>
-        <w:t>(a) Appendicitis</w:t>
+        <w:t xml:space="preserve">Solution: Hypocalcemia increases neuromuscular excitability, causing tetany, muscle cramps, and potentially life-threatening laryngospasm. Calcium gluconate is kept available.</w:t>
       </w:r>
     </w:p>
     <w:p>
-      <w:pPr>
-        <w:spacing w:after="0" w:before="0"/>
-      </w:pPr>
       <w:r>
-        <w:rPr>
-          <w:b w:val="0"/>
-          <w:i w:val="0"/>
-          <w:sz w:val="22"/>
-        </w:rPr>
-        <w:t>(b) Intussusception</w:t>
+        <w:t xml:space="preserve">Positive Marks: 1</w:t>
       </w:r>
     </w:p>
     <w:p>
-      <w:pPr>
-        <w:spacing w:after="0" w:before="0"/>
-      </w:pPr>
       <w:r>
-        <w:rPr>
-          <w:b w:val="0"/>
-          <w:i w:val="0"/>
-          <w:sz w:val="22"/>
-        </w:rPr>
-        <w:t>(c) Volvulus</w:t>
+        <w:t xml:space="preserve">Negative Marks: 0.25</w:t>
       </w:r>
     </w:p>
     <w:p>
-      <w:pPr>
-        <w:spacing w:after="0" w:before="0"/>
-      </w:pPr>
       <w:r>
-        <w:rPr>
-          <w:b w:val="0"/>
-          <w:i w:val="0"/>
-          <w:sz w:val="22"/>
-        </w:rPr>
-        <w:t>(d) Necrotizing enterocolitis</w:t>
+        <w:t xml:space="preserve"/>
       </w:r>
     </w:p>
     <w:p>
-      <w:pPr>
-        <w:spacing w:after="0" w:before="40"/>
-      </w:pPr>
       <w:r>
-        <w:rPr>
-          <w:b/>
-          <w:i w:val="0"/>
-          <w:sz w:val="22"/>
-        </w:rPr>
-        <w:t>Answer: b</w:t>
+        <w:t xml:space="preserve">Question: A nurse is caring for a client with a chest tube. The chest tube becomes disconnected from the drainage system. The priority action is:</w:t>
       </w:r>
     </w:p>
     <w:p>
-      <w:pPr>
-        <w:spacing w:after="0" w:before="0"/>
-      </w:pPr>
       <w:r>
-        <w:rPr>
-          <w:b w:val="0"/>
-          <w:i w:val="0"/>
-          <w:sz w:val="21"/>
-        </w:rPr>
-        <w:t>Solution: Intussusception (telescoping of bowel) classically occurs in infants 6-18 months with sudden colicky pain, vomiting, and currant-jelly (blood and mucus) stools. Early diagnosis allows non-surgical reduction with air or barium enema.</w:t>
+        <w:t xml:space="preserve">(a) Place the end of the tube in sterile water or saline and reconnect</w:t>
       </w:r>
     </w:p>
     <w:p>
-      <w:pPr>
-        <w:spacing w:after="0" w:before="0"/>
-      </w:pPr>
       <w:r>
-        <w:rPr>
-          <w:b w:val="0"/>
-          <w:i w:val="0"/>
-          <w:sz w:val="20"/>
-        </w:rPr>
-        <w:t>Positive Marks: 1</w:t>
+        <w:t xml:space="preserve">(b) Clamp the tube permanently</w:t>
       </w:r>
     </w:p>
     <w:p>
-      <w:pPr>
-        <w:spacing w:after="160" w:before="0"/>
-      </w:pPr>
       <w:r>
-        <w:rPr>
-          <w:b w:val="0"/>
-          <w:i w:val="0"/>
-          <w:sz w:val="20"/>
-        </w:rPr>
-        <w:t>Negative Marks: 0.25</w:t>
+        <w:t xml:space="preserve">(c) Leave the tube open to air</w:t>
       </w:r>
     </w:p>
     <w:p>
-      <w:pPr>
-        <w:spacing w:after="40" w:before="120"/>
-      </w:pPr>
       <w:r>
-        <w:rPr>
-          <w:b w:val="0"/>
-          <w:i w:val="0"/>
-          <w:sz w:val="22"/>
-        </w:rPr>
-        <w:t>Question: A nurse is teaching parents about preventing Reye syndrome. Which instruction is correct?</w:t>
+        <w:t xml:space="preserve">(d) Call the physician before acting</w:t>
       </w:r>
     </w:p>
     <w:p>
-      <w:pPr>
-        <w:spacing w:after="0" w:before="0"/>
-      </w:pPr>
       <w:r>
-        <w:rPr>
-          <w:b w:val="0"/>
-          <w:i w:val="0"/>
-          <w:sz w:val="22"/>
-        </w:rPr>
-        <w:t>(a) Give aspirin for fever during viral illnesses</w:t>
+        <w:t xml:space="preserve">Answer: a</w:t>
       </w:r>
     </w:p>
     <w:p>
-      <w:pPr>
-        <w:spacing w:after="0" w:before="0"/>
-      </w:pPr>
       <w:r>
-        <w:rPr>
-          <w:b w:val="0"/>
-          <w:i w:val="0"/>
-          <w:sz w:val="22"/>
-        </w:rPr>
-        <w:t>(b) Avoid giving aspirin to children with viral infections; use acetaminophen instead</w:t>
+        <w:t xml:space="preserve">Solution: If the chest tube disconnects, the end is immediately placed in sterile water or saline to restore the water seal and prevent air entry, then the system is reconnected. Clamping is generally avoided.</w:t>
       </w:r>
     </w:p>
     <w:p>
-      <w:pPr>
-        <w:spacing w:after="0" w:before="0"/>
-      </w:pPr>
       <w:r>
-        <w:rPr>
-          <w:b w:val="0"/>
-          <w:i w:val="0"/>
-          <w:sz w:val="22"/>
-        </w:rPr>
-        <w:t>(c) Use ibuprofen for all fevers in children under 1 year</w:t>
+        <w:t xml:space="preserve">Positive Marks: 1</w:t>
       </w:r>
     </w:p>
     <w:p>
-      <w:pPr>
-        <w:spacing w:after="0" w:before="0"/>
-      </w:pPr>
       <w:r>
-        <w:rPr>
-          <w:b w:val="0"/>
-          <w:i w:val="0"/>
-          <w:sz w:val="22"/>
-        </w:rPr>
-        <w:t>(d) Give antibiotics immediately for any fever</w:t>
+        <w:t xml:space="preserve">Negative Marks: 0.25</w:t>
       </w:r>
     </w:p>
     <w:p>
-      <w:pPr>
-        <w:spacing w:after="0" w:before="40"/>
-      </w:pPr>
       <w:r>
-        <w:rPr>
-          <w:b/>
-          <w:i w:val="0"/>
-          <w:sz w:val="22"/>
-        </w:rPr>
-        <w:t>Answer: b</w:t>
+        <w:t xml:space="preserve"/>
       </w:r>
     </w:p>
     <w:p>
-      <w:pPr>
-        <w:spacing w:after="0" w:before="0"/>
-      </w:pPr>
       <w:r>
-        <w:rPr>
-          <w:b w:val="0"/>
-          <w:i w:val="0"/>
-          <w:sz w:val="21"/>
-        </w:rPr>
-        <w:t>Solution: Reye syndrome is associated with aspirin use during viral infections (influenza, varicella) in children; aspirin should be avoided in children with viral illness. Acetaminophen or ibuprofen are used for fever per guidelines, and antibiotics are not given for viral fevers.</w:t>
+        <w:t xml:space="preserve">Question: A client with a diagnosis of hypertension is prescribed lisinopril. The nurse should teach the client to:</w:t>
       </w:r>
     </w:p>
     <w:p>
-      <w:pPr>
-        <w:spacing w:after="0" w:before="0"/>
-      </w:pPr>
       <w:r>
-        <w:rPr>
-          <w:b w:val="0"/>
-          <w:i w:val="0"/>
-          <w:sz w:val="20"/>
-        </w:rPr>
-        <w:t>Positive Marks: 1</w:t>
+        <w:t xml:space="preserve">(a) Report persistent cough and swelling of the face or lips</w:t>
       </w:r>
     </w:p>
     <w:p>
-      <w:pPr>
-        <w:spacing w:after="160" w:before="0"/>
-      </w:pPr>
       <w:r>
-        <w:rPr>
-          <w:b w:val="0"/>
-          <w:i w:val="0"/>
-          <w:sz w:val="20"/>
-        </w:rPr>
-        <w:t>Negative Marks: 0.25</w:t>
+        <w:t xml:space="preserve">(b) Stop the drug if blood pressure is normal</w:t>
       </w:r>
     </w:p>
     <w:p>
-      <w:pPr>
-        <w:spacing w:after="40" w:before="120"/>
-      </w:pPr>
       <w:r>
-        <w:rPr>
-          <w:b w:val="0"/>
-          <w:i w:val="0"/>
-          <w:sz w:val="22"/>
-        </w:rPr>
-        <w:t>Question: Which principle is central to primary health care as declared at Alma Ata in 1978?</w:t>
+        <w:t xml:space="preserve">(c) Take the drug with grapefruit juice</w:t>
       </w:r>
     </w:p>
     <w:p>
-      <w:pPr>
-        <w:spacing w:after="0" w:before="0"/>
-      </w:pPr>
       <w:r>
-        <w:rPr>
-          <w:b w:val="0"/>
-          <w:i w:val="0"/>
-          <w:sz w:val="22"/>
-        </w:rPr>
-        <w:t>(a) Equity, community participation, and intersectoral coordination</w:t>
+        <w:t xml:space="preserve">(d) Expect dark-colored urine as a normal effect</w:t>
       </w:r>
     </w:p>
     <w:p>
-      <w:pPr>
-        <w:spacing w:after="0" w:before="0"/>
-      </w:pPr>
       <w:r>
-        <w:rPr>
-          <w:b w:val="0"/>
-          <w:i w:val="0"/>
-          <w:sz w:val="22"/>
-        </w:rPr>
-        <w:t>(b) Hospital-based specialist care for all</w:t>
+        <w:t xml:space="preserve">Answer: a</w:t>
       </w:r>
     </w:p>
     <w:p>
-      <w:pPr>
-        <w:spacing w:after="0" w:before="0"/>
-      </w:pPr>
       <w:r>
-        <w:rPr>
-          <w:b w:val="0"/>
-          <w:i w:val="0"/>
-          <w:sz w:val="22"/>
-        </w:rPr>
-        <w:t>(c) Curative services only</w:t>
+        <w:t xml:space="preserve">Solution: ACE inhibitors cause a dry cough and can rarely cause angioedema (face/lip swelling) — both are reported. The drug is continued as prescribed and grapefruit juice is avoided with some antihypertensives.</w:t>
       </w:r>
     </w:p>
     <w:p>
-      <w:pPr>
-        <w:spacing w:after="0" w:before="0"/>
-      </w:pPr>
       <w:r>
-        <w:rPr>
-          <w:b w:val="0"/>
-          <w:i w:val="0"/>
-          <w:sz w:val="22"/>
-        </w:rPr>
-        <w:t>(d) Privatization of health services</w:t>
+        <w:t xml:space="preserve">Positive Marks: 1</w:t>
       </w:r>
     </w:p>
     <w:p>
-      <w:pPr>
-        <w:spacing w:after="0" w:before="40"/>
-      </w:pPr>
       <w:r>
-        <w:rPr>
-          <w:b/>
-          <w:i w:val="0"/>
-          <w:sz w:val="22"/>
-        </w:rPr>
-        <w:t>Answer: a</w:t>
+        <w:t xml:space="preserve">Negative Marks: 0.25</w:t>
       </w:r>
     </w:p>
     <w:p>
-      <w:pPr>
-        <w:spacing w:after="0" w:before="0"/>
-      </w:pPr>
       <w:r>
-        <w:rPr>
-          <w:b w:val="0"/>
-          <w:i w:val="0"/>
-          <w:sz w:val="21"/>
-        </w:rPr>
-        <w:t>Solution: The Alma Ata declaration defined primary health care as universally accessible care based on equity, community participation, intersectoral coordination, and appropriate technology. It emphasized prevention and promotive care over hospital-centered curative care.</w:t>
+        <w:t xml:space="preserve"/>
       </w:r>
     </w:p>
     <w:p>
-      <w:pPr>
-        <w:spacing w:after="0" w:before="0"/>
-      </w:pPr>
       <w:r>
-        <w:rPr>
-          <w:b w:val="0"/>
-          <w:i w:val="0"/>
-          <w:sz w:val="20"/>
-        </w:rPr>
-        <w:t>Positive Marks: 1</w:t>
+        <w:t xml:space="preserve">Question: The nurse is providing care for a client 2 days after a myocardial infarction. The client asks when he can return to work. The best response is:</w:t>
       </w:r>
     </w:p>
     <w:p>
-      <w:pPr>
-        <w:spacing w:after="160" w:before="0"/>
-      </w:pPr>
       <w:r>
-        <w:rPr>
-          <w:b w:val="0"/>
-          <w:i w:val="0"/>
-          <w:sz w:val="20"/>
-        </w:rPr>
-        <w:t>Negative Marks: 0.25</w:t>
+        <w:t xml:space="preserve">(a) "Returning to work depends on your recovery, cardiac function, and your doctor's clearance."</w:t>
       </w:r>
     </w:p>
     <w:p>
-      <w:pPr>
-        <w:spacing w:after="40" w:before="120"/>
-      </w:pPr>
       <w:r>
-        <w:rPr>
-          <w:b w:val="0"/>
-          <w:i w:val="0"/>
-          <w:sz w:val="22"/>
-        </w:rPr>
-        <w:t>Question: Which is an early characteristic sign of leprosy that the community health nurse should identify during a survey?</w:t>
+        <w:t xml:space="preserve">(b) "You can return tomorrow."</w:t>
       </w:r>
     </w:p>
     <w:p>
-      <w:pPr>
-        <w:spacing w:after="0" w:before="0"/>
-      </w:pPr>
       <w:r>
-        <w:rPr>
-          <w:b w:val="0"/>
-          <w:i w:val="0"/>
-          <w:sz w:val="22"/>
-        </w:rPr>
-        <w:t>(a) A hypopigmented patch with loss of sensation</w:t>
+        <w:t xml:space="preserve">(c) "You will never be able to work again."</w:t>
       </w:r>
     </w:p>
     <w:p>
-      <w:pPr>
-        <w:spacing w:after="0" w:before="0"/>
-      </w:pPr>
       <w:r>
-        <w:rPr>
-          <w:b w:val="0"/>
-          <w:i w:val="0"/>
-          <w:sz w:val="22"/>
-        </w:rPr>
-        <w:t>(b) High fever with maculopapular rash</w:t>
+        <w:t xml:space="preserve">(d) "Only your family can decide this."</w:t>
       </w:r>
     </w:p>
     <w:p>
-      <w:pPr>
-        <w:spacing w:after="0" w:before="0"/>
-      </w:pPr>
       <w:r>
-        <w:rPr>
-          <w:b w:val="0"/>
-          <w:i w:val="0"/>
-          <w:sz w:val="22"/>
-        </w:rPr>
-        <w:t>(c) Painful swollen joints</w:t>
+        <w:t xml:space="preserve">Answer: a</w:t>
       </w:r>
     </w:p>
     <w:p>
-      <w:pPr>
-        <w:spacing w:after="0" w:before="0"/>
-      </w:pPr>
       <w:r>
-        <w:rPr>
-          <w:b w:val="0"/>
-          <w:i w:val="0"/>
-          <w:sz w:val="22"/>
-        </w:rPr>
-        <w:t>(d) Severe itching with vesicles</w:t>
+        <w:t xml:space="preserve">Solution: Return to work after MI depends on the extent of damage, functional capacity, and the demands of the job; it is determined with the physician through cardiac rehabilitation and testing.</w:t>
       </w:r>
     </w:p>
     <w:p>
-      <w:pPr>
-        <w:spacing w:after="0" w:before="40"/>
-      </w:pPr>
       <w:r>
-        <w:rPr>
-          <w:b/>
-          <w:i w:val="0"/>
-          <w:sz w:val="22"/>
-        </w:rPr>
-        <w:t>Answer: a</w:t>
+        <w:t xml:space="preserve">Positive Marks: 1</w:t>
       </w:r>
     </w:p>
     <w:p>
-      <w:pPr>
-        <w:spacing w:after="0" w:before="0"/>
-      </w:pPr>
       <w:r>
-        <w:rPr>
-          <w:b w:val="0"/>
-          <w:i w:val="0"/>
-          <w:sz w:val="21"/>
-        </w:rPr>
-        <w:t>Solution: The early hallmark of leprosy is a hypopigmented, anesthetic (numb) skin patch due to nerve involvement. Early detection and MDT treatment prevent deformity and disability. Fever/rash, joint pain, and itching are not typical early leprosy signs.</w:t>
+        <w:t xml:space="preserve">Negative Marks: 0.25</w:t>
       </w:r>
     </w:p>
     <w:p>
-      <w:pPr>
-        <w:spacing w:after="0" w:before="0"/>
-      </w:pPr>
       <w:r>
-        <w:rPr>
-          <w:b w:val="0"/>
-          <w:i w:val="0"/>
-          <w:sz w:val="20"/>
-        </w:rPr>
-        <w:t>Positive Marks: 1</w:t>
+        <w:t xml:space="preserve"/>
       </w:r>
     </w:p>
     <w:p>
-      <w:pPr>
-        <w:spacing w:after="160" w:before="0"/>
-      </w:pPr>
       <w:r>
-        <w:rPr>
-          <w:b w:val="0"/>
-          <w:i w:val="0"/>
-          <w:sz w:val="20"/>
-        </w:rPr>
-        <w:t>Negative Marks: 0.25</w:t>
+        <w:t xml:space="preserve">Question: A client is admitted with a diagnosis of hypothermia (core temperature 33°C). Which nursing intervention is most appropriate?</w:t>
+      </w:r>
+    </w:p>
+    <w:p>
+      <w:r>
+        <w:t xml:space="preserve">(a) Rewarm the client gradually with warm blankets and warmed IV fluids</w:t>
+      </w:r>
+    </w:p>
+    <w:p>
+      <w:r>
+        <w:t xml:space="preserve">(b) Rewarm the client rapidly in hot water</w:t>
+      </w:r>
+    </w:p>
+    <w:p>
+      <w:r>
+        <w:t xml:space="preserve">(c) Rub the client's extremities vigorously</w:t>
+      </w:r>
+    </w:p>
+    <w:p>
+      <w:r>
+        <w:t xml:space="preserve">(d) Give the client hot coffee</w:t>
+      </w:r>
+    </w:p>
+    <w:p>
+      <w:r>
+        <w:t xml:space="preserve">Answer: a</w:t>
+      </w:r>
+    </w:p>
+    <w:p>
+      <w:r>
+        <w:t xml:space="preserve">Solution: Hypothermia is treated with gradual rewarming using blankets, warmed IV fluids, and warmed humidified oxygen. Rapid rewarming and vigorous rubbing can cause arrhythmias and afterdrop.</w:t>
+      </w:r>
+    </w:p>
+    <w:p>
+      <w:r>
+        <w:t xml:space="preserve">Positive Marks: 1</w:t>
+      </w:r>
+    </w:p>
+    <w:p>
+      <w:r>
+        <w:t xml:space="preserve">Negative Marks: 0.25</w:t>
+      </w:r>
+    </w:p>
+    <w:p>
+      <w:r>
+        <w:t xml:space="preserve"/>
+      </w:r>
+    </w:p>
+    <w:p>
+      <w:r>
+        <w:t xml:space="preserve">Question: A client with a diagnosis of hyperthyroidism is prescribed propylthiouracil (PTU). The nurse should monitor the client for which adverse effect?</w:t>
+      </w:r>
+    </w:p>
+    <w:p>
+      <w:r>
+        <w:t xml:space="preserve">(a) Agranulocytosis (sore throat, fever, infection)</w:t>
+      </w:r>
+    </w:p>
+    <w:p>
+      <w:r>
+        <w:t xml:space="preserve">(b) Hyperkalemia</w:t>
+      </w:r>
+    </w:p>
+    <w:p>
+      <w:r>
+        <w:t xml:space="preserve">(c) Bradycardia</w:t>
+      </w:r>
+    </w:p>
+    <w:p>
+      <w:r>
+        <w:t xml:space="preserve">(d) Weight gain only</w:t>
+      </w:r>
+    </w:p>
+    <w:p>
+      <w:r>
+        <w:t xml:space="preserve">Answer: a</w:t>
+      </w:r>
+    </w:p>
+    <w:p>
+      <w:r>
+        <w:t xml:space="preserve">Solution: Antithyroid drugs like PTU can cause agranulocytosis; the client reports sore throat, fever, or other signs of infection. Blood counts are monitored.</w:t>
+      </w:r>
+    </w:p>
+    <w:p>
+      <w:r>
+        <w:t xml:space="preserve">Positive Marks: 1</w:t>
+      </w:r>
+    </w:p>
+    <w:p>
+      <w:r>
+        <w:t xml:space="preserve">Negative Marks: 0.25</w:t>
       </w:r>
     </w:p>
     <w:sectPr>
       <w:pgSz w:w="12240" w:h="15840"/>
-      <w:pgMar w:top="864" w:right="1008" w:bottom="864" w:left="1008" w:header="720" w:footer="720" w:gutter="0"/>
+      <w:pgMar w:top="1440" w:right="1800" w:bottom="1440" w:left="1800" w:header="720" w:footer="720" w:gutter="0"/>
       <w:cols w:space="720"/>
       <w:docGrid w:linePitch="360"/>
     </w:sectPr>
@@ -2715,10 +1365,6 @@
     <w:name w:val="Normal"/>
     <w:qFormat/>
     <w:rsid w:val="00FC693F"/>
-    <w:rPr>
-      <w:rFonts w:ascii="Calibri" w:hAnsi="Calibri"/>
-      <w:sz w:val="22"/>
-    </w:rPr>
   </w:style>
   <w:style w:type="paragraph" w:styleId="Header">
     <w:name w:val="header"/>
